--- a/Course/1 Component 1 - Computer Systems/1.3 Exchanging Data/1.3.4 Web Technologies/3 Worksheet (editable).docx
+++ b/Course/1 Component 1 - Computer Systems/1.3 Exchanging Data/1.3.4 Web Technologies/3 Worksheet (editable).docx
@@ -7,62 +7,26 @@
         <w:pStyle w:val="Heading1"/>
       </w:pPr>
       <w:r>
+        <w:rPr>
+          <w:b w:val="0"/>
+          <w:i w:val="0"/>
+        </w:rPr>
         <w:t>Quiz — 1.3.4 Web Technologies</w:t>
       </w:r>
     </w:p>
     <w:p>
       <w:r>
-        <w:t xml:space="preserve">Name: </w:t>
-      </w:r>
-      <w:r>
         <w:rPr>
-          <w:b/>
+          <w:b w:val="0"/>
+          <w:i w:val="0"/>
         </w:rPr>
-        <w:t>_</w:t>
-      </w:r>
-      <w:r>
-        <w:rPr>
-          <w:b/>
-        </w:rPr>
-        <w:t>_</w:t>
-      </w:r>
-      <w:r>
-        <w:rPr>
-          <w:b/>
-        </w:rPr>
-        <w:t>_</w:t>
-      </w:r>
-      <w:r>
-        <w:rPr>
-          <w:b/>
-        </w:rPr>
-        <w:t>_</w:t>
-      </w:r>
-      <w:r>
-        <w:rPr>
-          <w:b/>
-        </w:rPr>
-        <w:t xml:space="preserve">   Date: </w:t>
-      </w:r>
-      <w:r>
-        <w:rPr>
-          <w:b/>
-        </w:rPr>
-        <w:t>_</w:t>
-      </w:r>
-      <w:r>
-        <w:rPr>
-          <w:b/>
-        </w:rPr>
-        <w:t xml:space="preserve">_   Mark: </w:t>
-      </w:r>
-      <w:r>
-        <w:t>____ / 25</w:t>
+        <w:t>Name: ______________________   Date: __________   Mark: ______ / 25</w:t>
       </w:r>
     </w:p>
     <w:p>
       <w:r>
         <w:rPr>
+          <w:b w:val="0"/>
           <w:i/>
         </w:rPr>
         <w:t>OCR H446 · Component 01 · 1.3.4</w:t>
@@ -73,6 +37,10 @@
         <w:pStyle w:val="Heading2"/>
       </w:pPr>
       <w:r>
+        <w:rPr>
+          <w:b w:val="0"/>
+          <w:i w:val="0"/>
+        </w:rPr>
         <w:t>Section A — Multiple choice (8 marks)</w:t>
       </w:r>
     </w:p>
@@ -80,35 +48,60 @@
       <w:r>
         <w:rPr>
           <w:b/>
+          <w:i w:val="0"/>
         </w:rPr>
         <w:t>1.</w:t>
       </w:r>
       <w:r>
+        <w:rPr>
+          <w:b w:val="0"/>
+          <w:i w:val="0"/>
+        </w:rPr>
         <w:t xml:space="preserve"> The role of HTML in a web page is to define the:</w:t>
       </w:r>
     </w:p>
     <w:p>
       <w:r>
+        <w:rPr>
+          <w:b w:val="0"/>
+          <w:i w:val="0"/>
+        </w:rPr>
         <w:t>A. Colour and font styling</w:t>
       </w:r>
     </w:p>
     <w:p>
       <w:r>
+        <w:rPr>
+          <w:b w:val="0"/>
+          <w:i w:val="0"/>
+        </w:rPr>
         <w:t>B. Structure and content</w:t>
       </w:r>
     </w:p>
     <w:p>
       <w:r>
+        <w:rPr>
+          <w:b w:val="0"/>
+          <w:i w:val="0"/>
+        </w:rPr>
         <w:t>C. Server-side database logic</w:t>
       </w:r>
     </w:p>
     <w:p>
       <w:r>
+        <w:rPr>
+          <w:b w:val="0"/>
+          <w:i w:val="0"/>
+        </w:rPr>
         <w:t>D. Encryption of the page</w:t>
       </w:r>
     </w:p>
     <w:p>
       <w:r>
+        <w:rPr>
+          <w:b w:val="0"/>
+          <w:i w:val="0"/>
+        </w:rPr>
         <w:t>Your answer: ☐</w:t>
       </w:r>
     </w:p>
@@ -116,35 +109,60 @@
       <w:r>
         <w:rPr>
           <w:b/>
+          <w:i w:val="0"/>
         </w:rPr>
         <w:t>2.</w:t>
       </w:r>
       <w:r>
+        <w:rPr>
+          <w:b w:val="0"/>
+          <w:i w:val="0"/>
+        </w:rPr>
         <w:t xml:space="preserve"> Which technology is primarily responsible for the presentation/styling of a page?</w:t>
       </w:r>
     </w:p>
     <w:p>
       <w:r>
+        <w:rPr>
+          <w:b w:val="0"/>
+          <w:i w:val="0"/>
+        </w:rPr>
         <w:t>A. HTML</w:t>
       </w:r>
     </w:p>
     <w:p>
       <w:r>
+        <w:rPr>
+          <w:b w:val="0"/>
+          <w:i w:val="0"/>
+        </w:rPr>
         <w:t>B. CSS</w:t>
       </w:r>
     </w:p>
     <w:p>
       <w:r>
+        <w:rPr>
+          <w:b w:val="0"/>
+          <w:i w:val="0"/>
+        </w:rPr>
         <w:t>C. JavaScript</w:t>
       </w:r>
     </w:p>
     <w:p>
       <w:r>
+        <w:rPr>
+          <w:b w:val="0"/>
+          <w:i w:val="0"/>
+        </w:rPr>
         <w:t>D. SQL</w:t>
       </w:r>
     </w:p>
     <w:p>
       <w:r>
+        <w:rPr>
+          <w:b w:val="0"/>
+          <w:i w:val="0"/>
+        </w:rPr>
         <w:t>Your answer: ☐</w:t>
       </w:r>
     </w:p>
@@ -152,45 +170,76 @@
       <w:r>
         <w:rPr>
           <w:b/>
+          <w:i w:val="0"/>
         </w:rPr>
         <w:t>3.</w:t>
       </w:r>
       <w:r>
+        <w:rPr>
+          <w:b w:val="0"/>
+          <w:i w:val="0"/>
+        </w:rPr>
         <w:t xml:space="preserve"> A CSS selector beginning with </w:t>
       </w:r>
       <w:r>
         <w:rPr>
           <w:rFonts w:ascii="Consolas" w:hAnsi="Consolas"/>
+          <w:b w:val="0"/>
+          <w:i w:val="0"/>
           <w:sz w:val="19"/>
         </w:rPr>
         <w:t>#</w:t>
       </w:r>
       <w:r>
+        <w:rPr>
+          <w:b w:val="0"/>
+          <w:i w:val="0"/>
+        </w:rPr>
         <w:t xml:space="preserve"> targets an element by its:</w:t>
       </w:r>
     </w:p>
     <w:p>
       <w:r>
+        <w:rPr>
+          <w:b w:val="0"/>
+          <w:i w:val="0"/>
+        </w:rPr>
         <w:t>A. tag name</w:t>
       </w:r>
     </w:p>
     <w:p>
       <w:r>
+        <w:rPr>
+          <w:b w:val="0"/>
+          <w:i w:val="0"/>
+        </w:rPr>
         <w:t>B. class</w:t>
       </w:r>
     </w:p>
     <w:p>
       <w:r>
+        <w:rPr>
+          <w:b w:val="0"/>
+          <w:i w:val="0"/>
+        </w:rPr>
         <w:t>C. id</w:t>
       </w:r>
     </w:p>
     <w:p>
       <w:r>
+        <w:rPr>
+          <w:b w:val="0"/>
+          <w:i w:val="0"/>
+        </w:rPr>
         <w:t>D. attribute value</w:t>
       </w:r>
     </w:p>
     <w:p>
       <w:r>
+        <w:rPr>
+          <w:b w:val="0"/>
+          <w:i w:val="0"/>
+        </w:rPr>
         <w:t>Your answer: ☐</w:t>
       </w:r>
     </w:p>
@@ -198,35 +247,60 @@
       <w:r>
         <w:rPr>
           <w:b/>
+          <w:i w:val="0"/>
         </w:rPr>
         <w:t>4.</w:t>
       </w:r>
       <w:r>
+        <w:rPr>
+          <w:b w:val="0"/>
+          <w:i w:val="0"/>
+        </w:rPr>
         <w:t xml:space="preserve"> JavaScript is most commonly used to provide:</w:t>
       </w:r>
     </w:p>
     <w:p>
       <w:r>
+        <w:rPr>
+          <w:b w:val="0"/>
+          <w:i w:val="0"/>
+        </w:rPr>
         <w:t>A. Page structure</w:t>
       </w:r>
     </w:p>
     <w:p>
       <w:r>
+        <w:rPr>
+          <w:b w:val="0"/>
+          <w:i w:val="0"/>
+        </w:rPr>
         <w:t>B. Client-side interactivity and behaviour</w:t>
       </w:r>
     </w:p>
     <w:p>
       <w:r>
+        <w:rPr>
+          <w:b w:val="0"/>
+          <w:i w:val="0"/>
+        </w:rPr>
         <w:t>C. Database storage</w:t>
       </w:r>
     </w:p>
     <w:p>
       <w:r>
+        <w:rPr>
+          <w:b w:val="0"/>
+          <w:i w:val="0"/>
+        </w:rPr>
         <w:t>D. IP addressing</w:t>
       </w:r>
     </w:p>
     <w:p>
       <w:r>
+        <w:rPr>
+          <w:b w:val="0"/>
+          <w:i w:val="0"/>
+        </w:rPr>
         <w:t>Your answer: ☐</w:t>
       </w:r>
     </w:p>
@@ -234,35 +308,60 @@
       <w:r>
         <w:rPr>
           <w:b/>
+          <w:i w:val="0"/>
         </w:rPr>
         <w:t>5.</w:t>
       </w:r>
       <w:r>
+        <w:rPr>
+          <w:b w:val="0"/>
+          <w:i w:val="0"/>
+        </w:rPr>
         <w:t xml:space="preserve"> In PageRank, a link from one page to another is treated as:</w:t>
       </w:r>
     </w:p>
     <w:p>
       <w:r>
+        <w:rPr>
+          <w:b w:val="0"/>
+          <w:i w:val="0"/>
+        </w:rPr>
         <w:t>A. A penalty</w:t>
       </w:r>
     </w:p>
     <w:p>
       <w:r>
+        <w:rPr>
+          <w:b w:val="0"/>
+          <w:i w:val="0"/>
+        </w:rPr>
         <w:t>B. A "vote" for the linked page's importance</w:t>
       </w:r>
     </w:p>
     <w:p>
       <w:r>
+        <w:rPr>
+          <w:b w:val="0"/>
+          <w:i w:val="0"/>
+        </w:rPr>
         <w:t>C. A keyword in the index</w:t>
       </w:r>
     </w:p>
     <w:p>
       <w:r>
+        <w:rPr>
+          <w:b w:val="0"/>
+          <w:i w:val="0"/>
+        </w:rPr>
         <w:t>D. An encryption key</w:t>
       </w:r>
     </w:p>
     <w:p>
       <w:r>
+        <w:rPr>
+          <w:b w:val="0"/>
+          <w:i w:val="0"/>
+        </w:rPr>
         <w:t>Your answer: ☐</w:t>
       </w:r>
     </w:p>
@@ -270,35 +369,60 @@
       <w:r>
         <w:rPr>
           <w:b/>
+          <w:i w:val="0"/>
         </w:rPr>
         <w:t>6.</w:t>
       </w:r>
       <w:r>
+        <w:rPr>
+          <w:b w:val="0"/>
+          <w:i w:val="0"/>
+        </w:rPr>
         <w:t xml:space="preserve"> Links from high-ranking pages in PageRank are:</w:t>
       </w:r>
     </w:p>
     <w:p>
       <w:r>
+        <w:rPr>
+          <w:b w:val="0"/>
+          <w:i w:val="0"/>
+        </w:rPr>
         <w:t>A. Ignored</w:t>
       </w:r>
     </w:p>
     <w:p>
       <w:r>
+        <w:rPr>
+          <w:b w:val="0"/>
+          <w:i w:val="0"/>
+        </w:rPr>
         <w:t>B. Worth more than links from low-ranking pages</w:t>
       </w:r>
     </w:p>
     <w:p>
       <w:r>
+        <w:rPr>
+          <w:b w:val="0"/>
+          <w:i w:val="0"/>
+        </w:rPr>
         <w:t>C. Always worth the same as any other link</w:t>
       </w:r>
     </w:p>
     <w:p>
       <w:r>
+        <w:rPr>
+          <w:b w:val="0"/>
+          <w:i w:val="0"/>
+        </w:rPr>
         <w:t>D. Counted as negative votes</w:t>
       </w:r>
     </w:p>
     <w:p>
       <w:r>
+        <w:rPr>
+          <w:b w:val="0"/>
+          <w:i w:val="0"/>
+        </w:rPr>
         <w:t>Your answer: ☐</w:t>
       </w:r>
     </w:p>
@@ -306,35 +430,60 @@
       <w:r>
         <w:rPr>
           <w:b/>
+          <w:i w:val="0"/>
         </w:rPr>
         <w:t>7.</w:t>
       </w:r>
       <w:r>
+        <w:rPr>
+          <w:b w:val="0"/>
+          <w:i w:val="0"/>
+        </w:rPr>
         <w:t xml:space="preserve"> Which is an example of server-side processing?</w:t>
       </w:r>
     </w:p>
     <w:p>
       <w:r>
+        <w:rPr>
+          <w:b w:val="0"/>
+          <w:i w:val="0"/>
+        </w:rPr>
         <w:t>A. Instant form validation in the browser</w:t>
       </w:r>
     </w:p>
     <w:p>
       <w:r>
+        <w:rPr>
+          <w:b w:val="0"/>
+          <w:i w:val="0"/>
+        </w:rPr>
         <w:t>B. Animating a button on hover</w:t>
       </w:r>
     </w:p>
     <w:p>
       <w:r>
+        <w:rPr>
+          <w:b w:val="0"/>
+          <w:i w:val="0"/>
+        </w:rPr>
         <w:t>C. Checking login credentials against a database</w:t>
       </w:r>
     </w:p>
     <w:p>
       <w:r>
+        <w:rPr>
+          <w:b w:val="0"/>
+          <w:i w:val="0"/>
+        </w:rPr>
         <w:t>D. Showing/hiding a menu on click</w:t>
       </w:r>
     </w:p>
     <w:p>
       <w:r>
+        <w:rPr>
+          <w:b w:val="0"/>
+          <w:i w:val="0"/>
+        </w:rPr>
         <w:t>Your answer: ☐</w:t>
       </w:r>
     </w:p>
@@ -342,35 +491,60 @@
       <w:r>
         <w:rPr>
           <w:b/>
+          <w:i w:val="0"/>
         </w:rPr>
         <w:t>8.</w:t>
       </w:r>
       <w:r>
+        <w:rPr>
+          <w:b w:val="0"/>
+          <w:i w:val="0"/>
+        </w:rPr>
         <w:t xml:space="preserve"> Why must security-critical validation also be performed server-side?</w:t>
       </w:r>
     </w:p>
     <w:p>
       <w:r>
+        <w:rPr>
+          <w:b w:val="0"/>
+          <w:i w:val="0"/>
+        </w:rPr>
         <w:t>A. It runs faster on the client</w:t>
       </w:r>
     </w:p>
     <w:p>
       <w:r>
+        <w:rPr>
+          <w:b w:val="0"/>
+          <w:i w:val="0"/>
+        </w:rPr>
         <w:t>B. Client-side checks can be viewed and bypassed by the user</w:t>
       </w:r>
     </w:p>
     <w:p>
       <w:r>
+        <w:rPr>
+          <w:b w:val="0"/>
+          <w:i w:val="0"/>
+        </w:rPr>
         <w:t>C. The server cannot run JavaScript</w:t>
       </w:r>
     </w:p>
     <w:p>
       <w:r>
+        <w:rPr>
+          <w:b w:val="0"/>
+          <w:i w:val="0"/>
+        </w:rPr>
         <w:t>D. It reduces server load</w:t>
       </w:r>
     </w:p>
     <w:p>
       <w:r>
+        <w:rPr>
+          <w:b w:val="0"/>
+          <w:i w:val="0"/>
+        </w:rPr>
         <w:t>Your answer: ☐</w:t>
       </w:r>
     </w:p>
@@ -379,6 +553,10 @@
         <w:pStyle w:val="Heading2"/>
       </w:pPr>
       <w:r>
+        <w:rPr>
+          <w:b w:val="0"/>
+          <w:i w:val="0"/>
+        </w:rPr>
         <w:t>Section B — Short answer (12 marks)</w:t>
       </w:r>
     </w:p>
@@ -386,15 +564,21 @@
       <w:r>
         <w:rPr>
           <w:b/>
+          <w:i w:val="0"/>
         </w:rPr>
         <w:t>9.</w:t>
       </w:r>
       <w:r>
+        <w:rPr>
+          <w:b w:val="0"/>
+          <w:i w:val="0"/>
+        </w:rPr>
         <w:t xml:space="preserve"> State the role of each of HTML, CSS and JavaScript in a web page. </w:t>
       </w:r>
       <w:r>
         <w:rPr>
           <w:b/>
+          <w:i w:val="0"/>
         </w:rPr>
         <w:t>[3]</w:t>
       </w:r>
@@ -456,15 +640,21 @@
       <w:r>
         <w:rPr>
           <w:b/>
+          <w:i w:val="0"/>
         </w:rPr>
         <w:t>10.</w:t>
       </w:r>
       <w:r>
+        <w:rPr>
+          <w:b w:val="0"/>
+          <w:i w:val="0"/>
+        </w:rPr>
         <w:t xml:space="preserve"> Describe how a search engine builds its index of web pages. </w:t>
       </w:r>
       <w:r>
         <w:rPr>
           <w:b/>
+          <w:i w:val="0"/>
         </w:rPr>
         <w:t>[2]</w:t>
       </w:r>
@@ -511,15 +701,21 @@
       <w:r>
         <w:rPr>
           <w:b/>
+          <w:i w:val="0"/>
         </w:rPr>
         <w:t>11.</w:t>
       </w:r>
       <w:r>
+        <w:rPr>
+          <w:b w:val="0"/>
+          <w:i w:val="0"/>
+        </w:rPr>
         <w:t xml:space="preserve"> Explain the purpose of the damping factor in the PageRank algorithm. </w:t>
       </w:r>
       <w:r>
         <w:rPr>
           <w:b/>
+          <w:i w:val="0"/>
         </w:rPr>
         <w:t>[2]</w:t>
       </w:r>
@@ -566,15 +762,21 @@
       <w:r>
         <w:rPr>
           <w:b/>
+          <w:i w:val="0"/>
         </w:rPr>
         <w:t>12.</w:t>
       </w:r>
       <w:r>
+        <w:rPr>
+          <w:b w:val="0"/>
+          <w:i w:val="0"/>
+        </w:rPr>
         <w:t xml:space="preserve"> PageRank is calculated iteratively. Explain what this means and when it stops. </w:t>
       </w:r>
       <w:r>
         <w:rPr>
           <w:b/>
+          <w:i w:val="0"/>
         </w:rPr>
         <w:t>[2]</w:t>
       </w:r>
@@ -621,15 +823,21 @@
       <w:r>
         <w:rPr>
           <w:b/>
+          <w:i w:val="0"/>
         </w:rPr>
         <w:t>13.</w:t>
       </w:r>
       <w:r>
+        <w:rPr>
+          <w:b w:val="0"/>
+          <w:i w:val="0"/>
+        </w:rPr>
         <w:t xml:space="preserve"> Give one advantage and one disadvantage of using client-side processing instead of server-side processing. </w:t>
       </w:r>
       <w:r>
         <w:rPr>
           <w:b/>
+          <w:i w:val="0"/>
         </w:rPr>
         <w:t>[2]</w:t>
       </w:r>
@@ -676,15 +884,21 @@
       <w:r>
         <w:rPr>
           <w:b/>
+          <w:i w:val="0"/>
         </w:rPr>
         <w:t>14.</w:t>
       </w:r>
       <w:r>
+        <w:rPr>
+          <w:b w:val="0"/>
+          <w:i w:val="0"/>
+        </w:rPr>
         <w:t xml:space="preserve"> State one task that is better suited to server-side processing and explain why. </w:t>
       </w:r>
       <w:r>
         <w:rPr>
           <w:b/>
+          <w:i w:val="0"/>
         </w:rPr>
         <w:t>[1]</w:t>
       </w:r>
@@ -717,6 +931,10 @@
         <w:pStyle w:val="Heading2"/>
       </w:pPr>
       <w:r>
+        <w:rPr>
+          <w:b w:val="0"/>
+          <w:i w:val="0"/>
+        </w:rPr>
         <w:t>Section C — Exam-style question (5 marks)</w:t>
       </w:r>
     </w:p>
@@ -724,20 +942,30 @@
       <w:r>
         <w:rPr>
           <w:b/>
+          <w:i w:val="0"/>
         </w:rPr>
         <w:t>15.</w:t>
       </w:r>
       <w:r>
+        <w:rPr>
+          <w:b w:val="0"/>
+          <w:i w:val="0"/>
+        </w:rPr>
         <w:t xml:space="preserve"> An online shop has a checkout form. When a customer submits the form, the email address format is checked instantly in the browser, and the payment details are then verified against the bank's records.</w:t>
       </w:r>
     </w:p>
     <w:p>
       <w:r>
+        <w:rPr>
+          <w:b w:val="0"/>
+          <w:i w:val="0"/>
+        </w:rPr>
         <w:t xml:space="preserve">Explain why the email check can be done client-side but the payment verification must be done server-side, referring to speed, server load and security. </w:t>
       </w:r>
       <w:r>
         <w:rPr>
           <w:b/>
+          <w:i w:val="0"/>
         </w:rPr>
         <w:t>[5]</w:t>
       </w:r>

--- a/Course/1 Component 1 - Computer Systems/1.3 Exchanging Data/1.3.4 Web Technologies/3 Worksheet (editable).docx
+++ b/Course/1 Component 1 - Computer Systems/1.3 Exchanging Data/1.3.4 Web Technologies/3 Worksheet (editable).docx
@@ -583,38 +583,32 @@
         <w:t>[3]</w:t>
       </w:r>
     </w:p>
-    <w:p>
-      <w:pPr>
-        <w:spacing w:before="260"/>
-        <w:pBdr>
-          <w:bottom w:val="single" w:sz="4" w:space="1" w:color="AAB4C0"/>
-        </w:pBdr>
-      </w:pPr>
-    </w:p>
-    <w:p>
-      <w:pPr>
-        <w:spacing w:before="260"/>
-        <w:pBdr>
-          <w:bottom w:val="single" w:sz="4" w:space="1" w:color="AAB4C0"/>
-        </w:pBdr>
-      </w:pPr>
-    </w:p>
-    <w:p>
-      <w:pPr>
-        <w:spacing w:before="260"/>
-        <w:pBdr>
-          <w:bottom w:val="single" w:sz="4" w:space="1" w:color="AAB4C0"/>
-        </w:pBdr>
-      </w:pPr>
-    </w:p>
-    <w:p>
-      <w:pPr>
-        <w:spacing w:before="260"/>
-        <w:pBdr>
-          <w:bottom w:val="single" w:sz="4" w:space="1" w:color="AAB4C0"/>
-        </w:pBdr>
-      </w:pPr>
-    </w:p>
+    <w:tbl>
+      <w:tblPr>
+        <w:tblStyle w:val="TableGrid"/>
+        <w:tblW w:type="auto" w:w="0"/>
+        <w:tblLook w:firstColumn="1" w:firstRow="1" w:lastColumn="0" w:lastRow="0" w:noHBand="0" w:noVBand="1" w:val="04A0"/>
+      </w:tblPr>
+      <w:tblGrid>
+        <w:gridCol w:w="8640"/>
+      </w:tblGrid>
+      <w:tr>
+        <w:trPr>
+          <w:trHeight w:val="1360" w:hRule="atLeast"/>
+        </w:trPr>
+        <w:tc>
+          <w:tcPr>
+            <w:tcW w:type="dxa" w:w="8640"/>
+          </w:tcPr>
+          <w:p>
+            <w:pPr>
+              <w:spacing w:before="40"/>
+            </w:pPr>
+          </w:p>
+        </w:tc>
+      </w:tr>
+    </w:tbl>
+    <w:p/>
     <w:p>
       <w:pPr>
         <w:pBdr>
@@ -659,30 +653,32 @@
         <w:t>[2]</w:t>
       </w:r>
     </w:p>
-    <w:p>
-      <w:pPr>
-        <w:spacing w:before="260"/>
-        <w:pBdr>
-          <w:bottom w:val="single" w:sz="4" w:space="1" w:color="AAB4C0"/>
-        </w:pBdr>
-      </w:pPr>
-    </w:p>
-    <w:p>
-      <w:pPr>
-        <w:spacing w:before="260"/>
-        <w:pBdr>
-          <w:bottom w:val="single" w:sz="4" w:space="1" w:color="AAB4C0"/>
-        </w:pBdr>
-      </w:pPr>
-    </w:p>
-    <w:p>
-      <w:pPr>
-        <w:spacing w:before="260"/>
-        <w:pBdr>
-          <w:bottom w:val="single" w:sz="4" w:space="1" w:color="AAB4C0"/>
-        </w:pBdr>
-      </w:pPr>
-    </w:p>
+    <w:tbl>
+      <w:tblPr>
+        <w:tblStyle w:val="TableGrid"/>
+        <w:tblW w:type="auto" w:w="0"/>
+        <w:tblLook w:firstColumn="1" w:firstRow="1" w:lastColumn="0" w:lastRow="0" w:noHBand="0" w:noVBand="1" w:val="04A0"/>
+      </w:tblPr>
+      <w:tblGrid>
+        <w:gridCol w:w="8640"/>
+      </w:tblGrid>
+      <w:tr>
+        <w:trPr>
+          <w:trHeight w:val="1020" w:hRule="atLeast"/>
+        </w:trPr>
+        <w:tc>
+          <w:tcPr>
+            <w:tcW w:type="dxa" w:w="8640"/>
+          </w:tcPr>
+          <w:p>
+            <w:pPr>
+              <w:spacing w:before="40"/>
+            </w:pPr>
+          </w:p>
+        </w:tc>
+      </w:tr>
+    </w:tbl>
+    <w:p/>
     <w:p>
       <w:pPr>
         <w:pBdr>
@@ -720,30 +716,32 @@
         <w:t>[2]</w:t>
       </w:r>
     </w:p>
-    <w:p>
-      <w:pPr>
-        <w:spacing w:before="260"/>
-        <w:pBdr>
-          <w:bottom w:val="single" w:sz="4" w:space="1" w:color="AAB4C0"/>
-        </w:pBdr>
-      </w:pPr>
-    </w:p>
-    <w:p>
-      <w:pPr>
-        <w:spacing w:before="260"/>
-        <w:pBdr>
-          <w:bottom w:val="single" w:sz="4" w:space="1" w:color="AAB4C0"/>
-        </w:pBdr>
-      </w:pPr>
-    </w:p>
-    <w:p>
-      <w:pPr>
-        <w:spacing w:before="260"/>
-        <w:pBdr>
-          <w:bottom w:val="single" w:sz="4" w:space="1" w:color="AAB4C0"/>
-        </w:pBdr>
-      </w:pPr>
-    </w:p>
+    <w:tbl>
+      <w:tblPr>
+        <w:tblStyle w:val="TableGrid"/>
+        <w:tblW w:type="auto" w:w="0"/>
+        <w:tblLook w:firstColumn="1" w:firstRow="1" w:lastColumn="0" w:lastRow="0" w:noHBand="0" w:noVBand="1" w:val="04A0"/>
+      </w:tblPr>
+      <w:tblGrid>
+        <w:gridCol w:w="8640"/>
+      </w:tblGrid>
+      <w:tr>
+        <w:trPr>
+          <w:trHeight w:val="1020" w:hRule="atLeast"/>
+        </w:trPr>
+        <w:tc>
+          <w:tcPr>
+            <w:tcW w:type="dxa" w:w="8640"/>
+          </w:tcPr>
+          <w:p>
+            <w:pPr>
+              <w:spacing w:before="40"/>
+            </w:pPr>
+          </w:p>
+        </w:tc>
+      </w:tr>
+    </w:tbl>
+    <w:p/>
     <w:p>
       <w:pPr>
         <w:pBdr>
@@ -781,30 +779,32 @@
         <w:t>[2]</w:t>
       </w:r>
     </w:p>
-    <w:p>
-      <w:pPr>
-        <w:spacing w:before="260"/>
-        <w:pBdr>
-          <w:bottom w:val="single" w:sz="4" w:space="1" w:color="AAB4C0"/>
-        </w:pBdr>
-      </w:pPr>
-    </w:p>
-    <w:p>
-      <w:pPr>
-        <w:spacing w:before="260"/>
-        <w:pBdr>
-          <w:bottom w:val="single" w:sz="4" w:space="1" w:color="AAB4C0"/>
-        </w:pBdr>
-      </w:pPr>
-    </w:p>
-    <w:p>
-      <w:pPr>
-        <w:spacing w:before="260"/>
-        <w:pBdr>
-          <w:bottom w:val="single" w:sz="4" w:space="1" w:color="AAB4C0"/>
-        </w:pBdr>
-      </w:pPr>
-    </w:p>
+    <w:tbl>
+      <w:tblPr>
+        <w:tblStyle w:val="TableGrid"/>
+        <w:tblW w:type="auto" w:w="0"/>
+        <w:tblLook w:firstColumn="1" w:firstRow="1" w:lastColumn="0" w:lastRow="0" w:noHBand="0" w:noVBand="1" w:val="04A0"/>
+      </w:tblPr>
+      <w:tblGrid>
+        <w:gridCol w:w="8640"/>
+      </w:tblGrid>
+      <w:tr>
+        <w:trPr>
+          <w:trHeight w:val="1020" w:hRule="atLeast"/>
+        </w:trPr>
+        <w:tc>
+          <w:tcPr>
+            <w:tcW w:type="dxa" w:w="8640"/>
+          </w:tcPr>
+          <w:p>
+            <w:pPr>
+              <w:spacing w:before="40"/>
+            </w:pPr>
+          </w:p>
+        </w:tc>
+      </w:tr>
+    </w:tbl>
+    <w:p/>
     <w:p>
       <w:pPr>
         <w:pBdr>
@@ -842,30 +842,32 @@
         <w:t>[2]</w:t>
       </w:r>
     </w:p>
-    <w:p>
-      <w:pPr>
-        <w:spacing w:before="260"/>
-        <w:pBdr>
-          <w:bottom w:val="single" w:sz="4" w:space="1" w:color="AAB4C0"/>
-        </w:pBdr>
-      </w:pPr>
-    </w:p>
-    <w:p>
-      <w:pPr>
-        <w:spacing w:before="260"/>
-        <w:pBdr>
-          <w:bottom w:val="single" w:sz="4" w:space="1" w:color="AAB4C0"/>
-        </w:pBdr>
-      </w:pPr>
-    </w:p>
-    <w:p>
-      <w:pPr>
-        <w:spacing w:before="260"/>
-        <w:pBdr>
-          <w:bottom w:val="single" w:sz="4" w:space="1" w:color="AAB4C0"/>
-        </w:pBdr>
-      </w:pPr>
-    </w:p>
+    <w:tbl>
+      <w:tblPr>
+        <w:tblStyle w:val="TableGrid"/>
+        <w:tblW w:type="auto" w:w="0"/>
+        <w:tblLook w:firstColumn="1" w:firstRow="1" w:lastColumn="0" w:lastRow="0" w:noHBand="0" w:noVBand="1" w:val="04A0"/>
+      </w:tblPr>
+      <w:tblGrid>
+        <w:gridCol w:w="8640"/>
+      </w:tblGrid>
+      <w:tr>
+        <w:trPr>
+          <w:trHeight w:val="1020" w:hRule="atLeast"/>
+        </w:trPr>
+        <w:tc>
+          <w:tcPr>
+            <w:tcW w:type="dxa" w:w="8640"/>
+          </w:tcPr>
+          <w:p>
+            <w:pPr>
+              <w:spacing w:before="40"/>
+            </w:pPr>
+          </w:p>
+        </w:tc>
+      </w:tr>
+    </w:tbl>
+    <w:p/>
     <w:p>
       <w:pPr>
         <w:pBdr>
@@ -903,22 +905,32 @@
         <w:t>[1]</w:t>
       </w:r>
     </w:p>
-    <w:p>
-      <w:pPr>
-        <w:spacing w:before="260"/>
-        <w:pBdr>
-          <w:bottom w:val="single" w:sz="4" w:space="1" w:color="AAB4C0"/>
-        </w:pBdr>
-      </w:pPr>
-    </w:p>
-    <w:p>
-      <w:pPr>
-        <w:spacing w:before="260"/>
-        <w:pBdr>
-          <w:bottom w:val="single" w:sz="4" w:space="1" w:color="AAB4C0"/>
-        </w:pBdr>
-      </w:pPr>
-    </w:p>
+    <w:tbl>
+      <w:tblPr>
+        <w:tblStyle w:val="TableGrid"/>
+        <w:tblW w:type="auto" w:w="0"/>
+        <w:tblLook w:firstColumn="1" w:firstRow="1" w:lastColumn="0" w:lastRow="0" w:noHBand="0" w:noVBand="1" w:val="04A0"/>
+      </w:tblPr>
+      <w:tblGrid>
+        <w:gridCol w:w="8640"/>
+      </w:tblGrid>
+      <w:tr>
+        <w:trPr>
+          <w:trHeight w:val="680" w:hRule="atLeast"/>
+        </w:trPr>
+        <w:tc>
+          <w:tcPr>
+            <w:tcW w:type="dxa" w:w="8640"/>
+          </w:tcPr>
+          <w:p>
+            <w:pPr>
+              <w:spacing w:before="40"/>
+            </w:pPr>
+          </w:p>
+        </w:tc>
+      </w:tr>
+    </w:tbl>
+    <w:p/>
     <w:p>
       <w:pPr>
         <w:pBdr>
@@ -970,62 +982,32 @@
         <w:t>[5]</w:t>
       </w:r>
     </w:p>
-    <w:p>
-      <w:pPr>
-        <w:spacing w:before="260"/>
-        <w:pBdr>
-          <w:bottom w:val="single" w:sz="4" w:space="1" w:color="AAB4C0"/>
-        </w:pBdr>
-      </w:pPr>
-    </w:p>
-    <w:p>
-      <w:pPr>
-        <w:spacing w:before="260"/>
-        <w:pBdr>
-          <w:bottom w:val="single" w:sz="4" w:space="1" w:color="AAB4C0"/>
-        </w:pBdr>
-      </w:pPr>
-    </w:p>
-    <w:p>
-      <w:pPr>
-        <w:spacing w:before="260"/>
-        <w:pBdr>
-          <w:bottom w:val="single" w:sz="4" w:space="1" w:color="AAB4C0"/>
-        </w:pBdr>
-      </w:pPr>
-    </w:p>
-    <w:p>
-      <w:pPr>
-        <w:spacing w:before="260"/>
-        <w:pBdr>
-          <w:bottom w:val="single" w:sz="4" w:space="1" w:color="AAB4C0"/>
-        </w:pBdr>
-      </w:pPr>
-    </w:p>
-    <w:p>
-      <w:pPr>
-        <w:spacing w:before="260"/>
-        <w:pBdr>
-          <w:bottom w:val="single" w:sz="4" w:space="1" w:color="AAB4C0"/>
-        </w:pBdr>
-      </w:pPr>
-    </w:p>
-    <w:p>
-      <w:pPr>
-        <w:spacing w:before="260"/>
-        <w:pBdr>
-          <w:bottom w:val="single" w:sz="4" w:space="1" w:color="AAB4C0"/>
-        </w:pBdr>
-      </w:pPr>
-    </w:p>
-    <w:p>
-      <w:pPr>
-        <w:spacing w:before="260"/>
-        <w:pBdr>
-          <w:bottom w:val="single" w:sz="4" w:space="1" w:color="AAB4C0"/>
-        </w:pBdr>
-      </w:pPr>
-    </w:p>
+    <w:tbl>
+      <w:tblPr>
+        <w:tblStyle w:val="TableGrid"/>
+        <w:tblW w:type="auto" w:w="0"/>
+        <w:tblLook w:firstColumn="1" w:firstRow="1" w:lastColumn="0" w:lastRow="0" w:noHBand="0" w:noVBand="1" w:val="04A0"/>
+      </w:tblPr>
+      <w:tblGrid>
+        <w:gridCol w:w="8640"/>
+      </w:tblGrid>
+      <w:tr>
+        <w:trPr>
+          <w:trHeight w:val="2380" w:hRule="atLeast"/>
+        </w:trPr>
+        <w:tc>
+          <w:tcPr>
+            <w:tcW w:type="dxa" w:w="8640"/>
+          </w:tcPr>
+          <w:p>
+            <w:pPr>
+              <w:spacing w:before="40"/>
+            </w:pPr>
+          </w:p>
+        </w:tc>
+      </w:tr>
+    </w:tbl>
+    <w:p/>
     <w:p>
       <w:pPr>
         <w:pBdr>
